--- a/MF0490_3 Gestión de servicios en el sistema informático/AMPLIACIONES/SEGURIDAD INFORMATICA/Ejercicios unidad 6/Ejercicios iptables en linux.docx
+++ b/MF0490_3 Gestión de servicios en el sistema informático/AMPLIACIONES/SEGURIDAD INFORMATICA/Ejercicios unidad 6/Ejercicios iptables en linux.docx
@@ -7,15 +7,12 @@
         <w:pStyle w:val="Ttulo1"/>
       </w:pPr>
       <w:r>
-        <w:t xml:space="preserve">Ejercicios sencillos de </w:t>
-      </w:r>
-      <w:proofErr w:type="spellStart"/>
-      <w:r>
-        <w:t>iptables</w:t>
-      </w:r>
-      <w:proofErr w:type="spellEnd"/>
-      <w:r>
-        <w:t xml:space="preserve"> en Linux</w:t>
+        <w:t>Ejercicios sencillos de iptables en Linux</w:t>
+      </w:r>
+    </w:p>
+    <w:p>
+      <w:r>
+        <w:t>Sirve para configurar el cortafuegos de linux</w:t>
       </w:r>
     </w:p>
     <w:p>
@@ -76,55 +73,7 @@
           <w:b/>
           <w:bCs/>
         </w:rPr>
-        <w:t xml:space="preserve">sudo </w:t>
-      </w:r>
-      <w:proofErr w:type="spellStart"/>
-      <w:r>
-        <w:rPr>
-          <w:b/>
-          <w:bCs/>
-        </w:rPr>
-        <w:t>iptables</w:t>
-      </w:r>
-      <w:proofErr w:type="spellEnd"/>
-      <w:r>
-        <w:rPr>
-          <w:b/>
-          <w:bCs/>
-        </w:rPr>
-        <w:t xml:space="preserve"> -A INPUT -p </w:t>
-      </w:r>
-      <w:proofErr w:type="spellStart"/>
-      <w:r>
-        <w:rPr>
-          <w:b/>
-          <w:bCs/>
-        </w:rPr>
-        <w:t>tcp</w:t>
-      </w:r>
-      <w:proofErr w:type="spellEnd"/>
-      <w:r>
-        <w:rPr>
-          <w:b/>
-          <w:bCs/>
-        </w:rPr>
-        <w:t xml:space="preserve"> --</w:t>
-      </w:r>
-      <w:proofErr w:type="spellStart"/>
-      <w:r>
-        <w:rPr>
-          <w:b/>
-          <w:bCs/>
-        </w:rPr>
-        <w:t>dport</w:t>
-      </w:r>
-      <w:proofErr w:type="spellEnd"/>
-      <w:r>
-        <w:rPr>
-          <w:b/>
-          <w:bCs/>
-        </w:rPr>
-        <w:t xml:space="preserve"> 22 -j ACCEPT</w:t>
+        <w:t>sudo iptables -A INPUT -p tcp --dport 22 -j ACCEPT</w:t>
       </w:r>
     </w:p>
     <w:p>
@@ -148,108 +97,59 @@
           <w:lang w:val="en-US"/>
         </w:rPr>
       </w:pPr>
-      <w:proofErr w:type="spellStart"/>
       <w:r>
         <w:rPr>
           <w:lang w:val="en-US"/>
         </w:rPr>
-        <w:t>Desde</w:t>
-      </w:r>
-      <w:proofErr w:type="spellEnd"/>
-      <w:r>
-        <w:rPr>
+        <w:t>Desde Kali:</w:t>
+      </w:r>
+    </w:p>
+    <w:p>
+      <w:pPr>
+        <w:ind w:left="360"/>
+        <w:rPr>
+          <w:b/>
+          <w:bCs/>
           <w:lang w:val="en-US"/>
         </w:rPr>
-        <w:t xml:space="preserve"> Kali:</w:t>
-      </w:r>
-    </w:p>
-    <w:p>
-      <w:pPr>
-        <w:ind w:left="360"/>
+      </w:pPr>
+      <w:r>
         <w:rPr>
           <w:b/>
           <w:bCs/>
           <w:lang w:val="en-US"/>
         </w:rPr>
-      </w:pPr>
-      <w:r>
-        <w:rPr>
-          <w:b/>
-          <w:bCs/>
+        <w:t>ssh kali@localhost</w:t>
+      </w:r>
+    </w:p>
+    <w:p>
+      <w:pPr>
+        <w:ind w:left="360"/>
+        <w:rPr>
           <w:lang w:val="en-US"/>
         </w:rPr>
-        <w:t xml:space="preserve">ssh </w:t>
-      </w:r>
-      <w:proofErr w:type="spellStart"/>
-      <w:r>
-        <w:rPr>
-          <w:b/>
-          <w:bCs/>
+      </w:pPr>
+      <w:r>
+        <w:rPr>
           <w:lang w:val="en-US"/>
         </w:rPr>
-        <w:t>kali@localhost</w:t>
-      </w:r>
-      <w:proofErr w:type="spellEnd"/>
-    </w:p>
-    <w:p>
-      <w:pPr>
-        <w:ind w:left="360"/>
-        <w:rPr>
-          <w:lang w:val="en-US"/>
-        </w:rPr>
-      </w:pPr>
-      <w:proofErr w:type="spellStart"/>
-      <w:r>
-        <w:rPr>
-          <w:lang w:val="en-US"/>
-        </w:rPr>
-        <w:t>Desde</w:t>
-      </w:r>
-      <w:proofErr w:type="spellEnd"/>
-      <w:r>
-        <w:rPr>
-          <w:lang w:val="en-US"/>
-        </w:rPr>
-        <w:t xml:space="preserve"> Windows (PowerShell </w:t>
-      </w:r>
-      <w:proofErr w:type="gramStart"/>
-      <w:r>
-        <w:rPr>
-          <w:lang w:val="en-US"/>
-        </w:rPr>
-        <w:t>o CMD</w:t>
-      </w:r>
-      <w:proofErr w:type="gramEnd"/>
-      <w:r>
-        <w:rPr>
-          <w:lang w:val="en-US"/>
-        </w:rPr>
-        <w:t>):</w:t>
-      </w:r>
-    </w:p>
-    <w:p>
-      <w:pPr>
-        <w:ind w:left="360"/>
-        <w:rPr>
-          <w:b/>
-          <w:bCs/>
-        </w:rPr>
-      </w:pPr>
-      <w:proofErr w:type="spellStart"/>
-      <w:r>
-        <w:rPr>
-          <w:b/>
-          <w:bCs/>
-        </w:rPr>
-        <w:t>ssh</w:t>
-      </w:r>
-      <w:proofErr w:type="spellEnd"/>
-      <w:r>
-        <w:rPr>
-          <w:b/>
-          <w:bCs/>
-        </w:rPr>
-        <w:t xml:space="preserve"> kali@192.168.1.55</w:t>
+        <w:t>Desde Windows (PowerShell o CMD):</w:t>
+      </w:r>
+    </w:p>
+    <w:p>
+      <w:pPr>
+        <w:ind w:left="360"/>
+        <w:rPr>
+          <w:b/>
+          <w:bCs/>
+        </w:rPr>
+      </w:pPr>
+      <w:r>
+        <w:rPr>
+          <w:b/>
+          <w:bCs/>
+        </w:rPr>
+        <w:t>ssh kali@192.168.1.55</w:t>
       </w:r>
     </w:p>
     <w:p>
@@ -276,6 +176,9 @@
         <w:ind w:left="360"/>
       </w:pPr>
       <w:r>
+        <w:rPr>
+          <w:noProof/>
+        </w:rPr>
         <w:drawing>
           <wp:inline distT="0" distB="0" distL="0" distR="0" wp14:anchorId="40B8F573" wp14:editId="4596A4DE">
             <wp:extent cx="5400040" cy="4020820"/>
@@ -318,6 +221,7 @@
         <w:ind w:left="360"/>
       </w:pPr>
       <w:r>
+        <w:lastRenderedPageBreak/>
         <w:pict w14:anchorId="7176355D">
           <v:rect id="_x0000_i1025" style="width:0;height:1.5pt" o:hralign="center" o:hrstd="t" o:hr="t" fillcolor="#a0a0a0" stroked="f"/>
         </w:pict>
@@ -338,7 +242,6 @@
           <w:b/>
           <w:bCs/>
         </w:rPr>
-        <w:lastRenderedPageBreak/>
         <w:t>🔹</w:t>
       </w:r>
       <w:r>
@@ -399,55 +302,7 @@
           <w:b/>
           <w:bCs/>
         </w:rPr>
-        <w:t xml:space="preserve">sudo </w:t>
-      </w:r>
-      <w:proofErr w:type="spellStart"/>
-      <w:r>
-        <w:rPr>
-          <w:b/>
-          <w:bCs/>
-        </w:rPr>
-        <w:t>iptables</w:t>
-      </w:r>
-      <w:proofErr w:type="spellEnd"/>
-      <w:r>
-        <w:rPr>
-          <w:b/>
-          <w:bCs/>
-        </w:rPr>
-        <w:t xml:space="preserve"> -A INPUT -p </w:t>
-      </w:r>
-      <w:proofErr w:type="spellStart"/>
-      <w:r>
-        <w:rPr>
-          <w:b/>
-          <w:bCs/>
-        </w:rPr>
-        <w:t>tcp</w:t>
-      </w:r>
-      <w:proofErr w:type="spellEnd"/>
-      <w:r>
-        <w:rPr>
-          <w:b/>
-          <w:bCs/>
-        </w:rPr>
-        <w:t xml:space="preserve"> --</w:t>
-      </w:r>
-      <w:proofErr w:type="spellStart"/>
-      <w:r>
-        <w:rPr>
-          <w:b/>
-          <w:bCs/>
-        </w:rPr>
-        <w:t>dport</w:t>
-      </w:r>
-      <w:proofErr w:type="spellEnd"/>
-      <w:r>
-        <w:rPr>
-          <w:b/>
-          <w:bCs/>
-        </w:rPr>
-        <w:t xml:space="preserve"> 23 -j DROP</w:t>
+        <w:t>sudo iptables -A INPUT -p tcp --dport 23 -j DROP</w:t>
       </w:r>
     </w:p>
     <w:p>
@@ -469,18 +324,10 @@
         <w:ind w:left="360"/>
       </w:pPr>
       <w:r>
-        <w:t xml:space="preserve">En Kali, </w:t>
-      </w:r>
-      <w:proofErr w:type="spellStart"/>
-      <w:r>
-        <w:t>instal</w:t>
-      </w:r>
-      <w:r>
-        <w:t>l</w:t>
-      </w:r>
-      <w:proofErr w:type="spellEnd"/>
-      <w:r>
-        <w:t xml:space="preserve"> </w:t>
+        <w:t>En Kali, instal</w:t>
+      </w:r>
+      <w:r>
+        <w:t xml:space="preserve">l </w:t>
       </w:r>
       <w:r>
         <w:t>Telnet:</w:t>
@@ -499,39 +346,7 @@
           <w:b/>
           <w:bCs/>
         </w:rPr>
-        <w:t xml:space="preserve">sudo </w:t>
-      </w:r>
-      <w:proofErr w:type="spellStart"/>
-      <w:r>
-        <w:rPr>
-          <w:b/>
-          <w:bCs/>
-        </w:rPr>
-        <w:t>apt</w:t>
-      </w:r>
-      <w:proofErr w:type="spellEnd"/>
-      <w:r>
-        <w:rPr>
-          <w:b/>
-          <w:bCs/>
-        </w:rPr>
-        <w:t xml:space="preserve"> </w:t>
-      </w:r>
-      <w:proofErr w:type="spellStart"/>
-      <w:r>
-        <w:rPr>
-          <w:b/>
-          <w:bCs/>
-        </w:rPr>
-        <w:t>install</w:t>
-      </w:r>
-      <w:proofErr w:type="spellEnd"/>
-      <w:r>
-        <w:rPr>
-          <w:b/>
-          <w:bCs/>
-        </w:rPr>
-        <w:t xml:space="preserve"> telnet -y</w:t>
+        <w:t>sudo apt install telnet -y</w:t>
       </w:r>
     </w:p>
     <w:p>
@@ -577,6 +392,9 @@
         <w:ind w:left="360"/>
       </w:pPr>
       <w:r>
+        <w:rPr>
+          <w:noProof/>
+        </w:rPr>
         <w:drawing>
           <wp:inline distT="0" distB="0" distL="0" distR="0" wp14:anchorId="63509107" wp14:editId="26848975">
             <wp:extent cx="5400040" cy="1055370"/>
@@ -690,55 +508,7 @@
           <w:b/>
           <w:bCs/>
         </w:rPr>
-        <w:t xml:space="preserve">sudo </w:t>
-      </w:r>
-      <w:proofErr w:type="spellStart"/>
-      <w:r>
-        <w:rPr>
-          <w:b/>
-          <w:bCs/>
-        </w:rPr>
-        <w:t>iptables</w:t>
-      </w:r>
-      <w:proofErr w:type="spellEnd"/>
-      <w:r>
-        <w:rPr>
-          <w:b/>
-          <w:bCs/>
-        </w:rPr>
-        <w:t xml:space="preserve"> -A INPUT -p </w:t>
-      </w:r>
-      <w:proofErr w:type="spellStart"/>
-      <w:r>
-        <w:rPr>
-          <w:b/>
-          <w:bCs/>
-        </w:rPr>
-        <w:t>tcp</w:t>
-      </w:r>
-      <w:proofErr w:type="spellEnd"/>
-      <w:r>
-        <w:rPr>
-          <w:b/>
-          <w:bCs/>
-        </w:rPr>
-        <w:t xml:space="preserve"> --</w:t>
-      </w:r>
-      <w:proofErr w:type="spellStart"/>
-      <w:r>
-        <w:rPr>
-          <w:b/>
-          <w:bCs/>
-        </w:rPr>
-        <w:t>dport</w:t>
-      </w:r>
-      <w:proofErr w:type="spellEnd"/>
-      <w:r>
-        <w:rPr>
-          <w:b/>
-          <w:bCs/>
-        </w:rPr>
-        <w:t xml:space="preserve"> 80 -j ACCEPT</w:t>
+        <w:t>sudo iptables -A INPUT -p tcp --dport 80 -j ACCEPT</w:t>
       </w:r>
     </w:p>
     <w:p>
@@ -776,39 +546,7 @@
           <w:b/>
           <w:bCs/>
         </w:rPr>
-        <w:t xml:space="preserve">sudo </w:t>
-      </w:r>
-      <w:proofErr w:type="spellStart"/>
-      <w:r>
-        <w:rPr>
-          <w:b/>
-          <w:bCs/>
-        </w:rPr>
-        <w:t>apt</w:t>
-      </w:r>
-      <w:proofErr w:type="spellEnd"/>
-      <w:r>
-        <w:rPr>
-          <w:b/>
-          <w:bCs/>
-        </w:rPr>
-        <w:t xml:space="preserve"> </w:t>
-      </w:r>
-      <w:proofErr w:type="spellStart"/>
-      <w:r>
-        <w:rPr>
-          <w:b/>
-          <w:bCs/>
-        </w:rPr>
-        <w:t>install</w:t>
-      </w:r>
-      <w:proofErr w:type="spellEnd"/>
-      <w:r>
-        <w:rPr>
-          <w:b/>
-          <w:bCs/>
-        </w:rPr>
-        <w:t xml:space="preserve"> apache2 -y</w:t>
+        <w:t>sudo apt install apache2 -y</w:t>
       </w:r>
     </w:p>
     <w:p>
@@ -874,6 +612,7 @@
           <w:b/>
           <w:bCs/>
         </w:rPr>
+        <w:lastRenderedPageBreak/>
         <w:t>🔹</w:t>
       </w:r>
       <w:r>
@@ -894,7 +633,6 @@
           <w:b/>
           <w:bCs/>
         </w:rPr>
-        <w:lastRenderedPageBreak/>
         <w:t>🎯</w:t>
       </w:r>
       <w:r>
@@ -935,23 +673,7 @@
           <w:b/>
           <w:bCs/>
         </w:rPr>
-        <w:t xml:space="preserve">sudo </w:t>
-      </w:r>
-      <w:proofErr w:type="spellStart"/>
-      <w:r>
-        <w:rPr>
-          <w:b/>
-          <w:bCs/>
-        </w:rPr>
-        <w:t>iptables</w:t>
-      </w:r>
-      <w:proofErr w:type="spellEnd"/>
-      <w:r>
-        <w:rPr>
-          <w:b/>
-          <w:bCs/>
-        </w:rPr>
-        <w:t xml:space="preserve"> -L -n -v</w:t>
+        <w:t>sudo iptables -L -n -v</w:t>
       </w:r>
     </w:p>
     <w:p>
@@ -985,21 +707,12 @@
           <w:bCs/>
         </w:rPr>
       </w:pPr>
-      <w:proofErr w:type="spellStart"/>
-      <w:r>
-        <w:rPr>
-          <w:b/>
-          <w:bCs/>
-        </w:rPr>
-        <w:t>pkts</w:t>
-      </w:r>
-      <w:proofErr w:type="spellEnd"/>
-      <w:r>
-        <w:rPr>
-          <w:b/>
-          <w:bCs/>
-        </w:rPr>
-        <w:t xml:space="preserve"> → paquetes que han coincidido con esa regla</w:t>
+      <w:r>
+        <w:rPr>
+          <w:b/>
+          <w:bCs/>
+        </w:rPr>
+        <w:t>pkts → paquetes que han coincidido con esa regla</w:t>
       </w:r>
     </w:p>
     <w:p>
@@ -1026,46 +739,28 @@
           <w:bCs/>
         </w:rPr>
       </w:pPr>
-      <w:proofErr w:type="gramStart"/>
-      <w:r>
-        <w:rPr>
-          <w:b/>
-          <w:bCs/>
-        </w:rPr>
-        <w:t>target</w:t>
-      </w:r>
-      <w:proofErr w:type="gramEnd"/>
-      <w:r>
-        <w:rPr>
-          <w:b/>
-          <w:bCs/>
-        </w:rPr>
-        <w:t xml:space="preserve"> → lo que hace (ACCEPT, DROP...)</w:t>
-      </w:r>
-    </w:p>
-    <w:p>
-      <w:pPr>
-        <w:ind w:left="360"/>
-        <w:rPr>
-          <w:b/>
-          <w:bCs/>
-        </w:rPr>
-      </w:pPr>
-      <w:proofErr w:type="spellStart"/>
-      <w:r>
-        <w:rPr>
-          <w:b/>
-          <w:bCs/>
-        </w:rPr>
-        <w:t>dpt</w:t>
-      </w:r>
-      <w:proofErr w:type="spellEnd"/>
-      <w:r>
-        <w:rPr>
-          <w:b/>
-          <w:bCs/>
-        </w:rPr>
-        <w:t>: → puerto destino (como 22 o 80)</w:t>
+      <w:r>
+        <w:rPr>
+          <w:b/>
+          <w:bCs/>
+        </w:rPr>
+        <w:t>target → lo que hace (ACCEPT, DROP...)</w:t>
+      </w:r>
+    </w:p>
+    <w:p>
+      <w:pPr>
+        <w:ind w:left="360"/>
+        <w:rPr>
+          <w:b/>
+          <w:bCs/>
+        </w:rPr>
+      </w:pPr>
+      <w:r>
+        <w:rPr>
+          <w:b/>
+          <w:bCs/>
+        </w:rPr>
+        <w:t>dpt: → puerto destino (como 22 o 80)</w:t>
       </w:r>
     </w:p>
     <w:p>
@@ -1161,23 +856,7 @@
           <w:b/>
           <w:bCs/>
         </w:rPr>
-        <w:t xml:space="preserve">sudo </w:t>
-      </w:r>
-      <w:proofErr w:type="spellStart"/>
-      <w:r>
-        <w:rPr>
-          <w:b/>
-          <w:bCs/>
-        </w:rPr>
-        <w:t>iptables</w:t>
-      </w:r>
-      <w:proofErr w:type="spellEnd"/>
-      <w:r>
-        <w:rPr>
-          <w:b/>
-          <w:bCs/>
-        </w:rPr>
-        <w:t xml:space="preserve"> -F</w:t>
+        <w:t>sudo iptables -F</w:t>
       </w:r>
     </w:p>
     <w:p>
@@ -1292,119 +971,39 @@
           <w:b/>
           <w:bCs/>
         </w:rPr>
-        <w:t xml:space="preserve">sudo </w:t>
-      </w:r>
-      <w:proofErr w:type="spellStart"/>
-      <w:r>
-        <w:rPr>
-          <w:b/>
-          <w:bCs/>
-        </w:rPr>
-        <w:t>iptables</w:t>
-      </w:r>
-      <w:proofErr w:type="spellEnd"/>
-      <w:r>
-        <w:rPr>
-          <w:b/>
-          <w:bCs/>
-        </w:rPr>
-        <w:t xml:space="preserve"> -N MI_CADENA</w:t>
-      </w:r>
-    </w:p>
-    <w:p>
-      <w:pPr>
-        <w:ind w:left="360"/>
-        <w:rPr>
-          <w:b/>
-          <w:bCs/>
-        </w:rPr>
-      </w:pPr>
-      <w:r>
-        <w:rPr>
-          <w:b/>
-          <w:bCs/>
-        </w:rPr>
-        <w:t xml:space="preserve">sudo </w:t>
-      </w:r>
-      <w:proofErr w:type="spellStart"/>
-      <w:r>
-        <w:rPr>
-          <w:b/>
-          <w:bCs/>
-        </w:rPr>
-        <w:t>iptables</w:t>
-      </w:r>
-      <w:proofErr w:type="spellEnd"/>
-      <w:r>
-        <w:rPr>
-          <w:b/>
-          <w:bCs/>
-        </w:rPr>
-        <w:t xml:space="preserve"> -A INPUT -j MI_CADENA</w:t>
-      </w:r>
-    </w:p>
-    <w:p>
-      <w:pPr>
-        <w:ind w:left="360"/>
-        <w:rPr>
-          <w:b/>
-          <w:bCs/>
-        </w:rPr>
-      </w:pPr>
-      <w:r>
-        <w:rPr>
-          <w:b/>
-          <w:bCs/>
-        </w:rPr>
-        <w:t xml:space="preserve">sudo </w:t>
-      </w:r>
-      <w:proofErr w:type="spellStart"/>
-      <w:r>
-        <w:rPr>
-          <w:b/>
-          <w:bCs/>
-        </w:rPr>
-        <w:t>iptables</w:t>
-      </w:r>
-      <w:proofErr w:type="spellEnd"/>
-      <w:r>
-        <w:rPr>
-          <w:b/>
-          <w:bCs/>
-        </w:rPr>
-        <w:t xml:space="preserve"> -A MI_CADENA -p </w:t>
-      </w:r>
-      <w:proofErr w:type="spellStart"/>
-      <w:r>
-        <w:rPr>
-          <w:b/>
-          <w:bCs/>
-        </w:rPr>
-        <w:t>tcp</w:t>
-      </w:r>
-      <w:proofErr w:type="spellEnd"/>
-      <w:r>
-        <w:rPr>
-          <w:b/>
-          <w:bCs/>
-        </w:rPr>
-        <w:t xml:space="preserve"> --</w:t>
-      </w:r>
-      <w:proofErr w:type="spellStart"/>
-      <w:r>
-        <w:rPr>
-          <w:b/>
-          <w:bCs/>
-        </w:rPr>
-        <w:t>dport</w:t>
-      </w:r>
-      <w:proofErr w:type="spellEnd"/>
-      <w:r>
-        <w:rPr>
-          <w:b/>
-          <w:bCs/>
-        </w:rPr>
-        <w:t xml:space="preserve"> 443 -j ACCEPT</w:t>
+        <w:t>sudo iptables -N MI_CADENA</w:t>
+      </w:r>
+    </w:p>
+    <w:p>
+      <w:pPr>
+        <w:ind w:left="360"/>
+        <w:rPr>
+          <w:b/>
+          <w:bCs/>
+        </w:rPr>
+      </w:pPr>
+      <w:r>
+        <w:rPr>
+          <w:b/>
+          <w:bCs/>
+        </w:rPr>
+        <w:t>sudo iptables -A INPUT -j MI_CADENA</w:t>
+      </w:r>
+    </w:p>
+    <w:p>
+      <w:pPr>
+        <w:ind w:left="360"/>
+        <w:rPr>
+          <w:b/>
+          <w:bCs/>
+        </w:rPr>
+      </w:pPr>
+      <w:r>
+        <w:rPr>
+          <w:b/>
+          <w:bCs/>
+        </w:rPr>
+        <w:t>sudo iptables -A MI_CADENA -p tcp --dport 443 -j ACCEPT</w:t>
       </w:r>
     </w:p>
     <w:p>
@@ -1435,40 +1034,23 @@
         <w:ind w:left="360"/>
       </w:pPr>
       <w:r>
-        <w:t xml:space="preserve">Activa un servicio en el puerto 443 (HTTPS) o prueba con </w:t>
-      </w:r>
-      <w:proofErr w:type="spellStart"/>
-      <w:r>
-        <w:t>curl</w:t>
-      </w:r>
-      <w:proofErr w:type="spellEnd"/>
-      <w:r>
-        <w:t xml:space="preserve"> si tienes configurado algo:</w:t>
-      </w:r>
-    </w:p>
-    <w:p>
-      <w:pPr>
-        <w:ind w:left="360"/>
-        <w:rPr>
-          <w:b/>
-          <w:bCs/>
-        </w:rPr>
-      </w:pPr>
-      <w:proofErr w:type="spellStart"/>
-      <w:r>
-        <w:rPr>
-          <w:b/>
-          <w:bCs/>
-        </w:rPr>
-        <w:t>curl</w:t>
-      </w:r>
-      <w:proofErr w:type="spellEnd"/>
-      <w:r>
-        <w:rPr>
-          <w:b/>
-          <w:bCs/>
-        </w:rPr>
-        <w:t xml:space="preserve"> -v https://localhost</w:t>
+        <w:t>Activa un servicio en el puerto 443 (HTTPS) o prueba con curl si tienes configurado algo:</w:t>
+      </w:r>
+    </w:p>
+    <w:p>
+      <w:pPr>
+        <w:ind w:left="360"/>
+        <w:rPr>
+          <w:b/>
+          <w:bCs/>
+        </w:rPr>
+      </w:pPr>
+      <w:r>
+        <w:rPr>
+          <w:b/>
+          <w:bCs/>
+        </w:rPr>
+        <w:t>curl -v https://localhost</w:t>
       </w:r>
     </w:p>
     <w:p>
@@ -1485,6 +1067,7 @@
           <w:b/>
           <w:bCs/>
         </w:rPr>
+        <w:lastRenderedPageBreak/>
         <w:t>✅</w:t>
       </w:r>
       <w:r>
@@ -1511,7 +1094,6 @@
           <w:b/>
           <w:bCs/>
         </w:rPr>
-        <w:lastRenderedPageBreak/>
         <w:pict w14:anchorId="5C069B40">
           <v:rect id="_x0000_i1030" style="width:0;height:1.5pt" o:hralign="center" o:hrstd="t" o:hr="t" fillcolor="#a0a0a0" stroked="f"/>
         </w:pict>
@@ -1592,71 +1174,7 @@
           <w:b/>
           <w:bCs/>
         </w:rPr>
-        <w:t xml:space="preserve">sudo </w:t>
-      </w:r>
-      <w:proofErr w:type="spellStart"/>
-      <w:r>
-        <w:rPr>
-          <w:b/>
-          <w:bCs/>
-        </w:rPr>
-        <w:t>iptables</w:t>
-      </w:r>
-      <w:proofErr w:type="spellEnd"/>
-      <w:r>
-        <w:rPr>
-          <w:b/>
-          <w:bCs/>
-        </w:rPr>
-        <w:t xml:space="preserve"> -A INPUT -p </w:t>
-      </w:r>
-      <w:proofErr w:type="spellStart"/>
-      <w:r>
-        <w:rPr>
-          <w:b/>
-          <w:bCs/>
-        </w:rPr>
-        <w:t>tcp</w:t>
-      </w:r>
-      <w:proofErr w:type="spellEnd"/>
-      <w:r>
-        <w:rPr>
-          <w:b/>
-          <w:bCs/>
-        </w:rPr>
-        <w:t xml:space="preserve"> --</w:t>
-      </w:r>
-      <w:proofErr w:type="spellStart"/>
-      <w:r>
-        <w:rPr>
-          <w:b/>
-          <w:bCs/>
-        </w:rPr>
-        <w:t>dport</w:t>
-      </w:r>
-      <w:proofErr w:type="spellEnd"/>
-      <w:r>
-        <w:rPr>
-          <w:b/>
-          <w:bCs/>
-        </w:rPr>
-        <w:t xml:space="preserve"> 22 -j LOG --log-</w:t>
-      </w:r>
-      <w:proofErr w:type="spellStart"/>
-      <w:r>
-        <w:rPr>
-          <w:b/>
-          <w:bCs/>
-        </w:rPr>
-        <w:t>prefix</w:t>
-      </w:r>
-      <w:proofErr w:type="spellEnd"/>
-      <w:r>
-        <w:rPr>
-          <w:b/>
-          <w:bCs/>
-        </w:rPr>
-        <w:t xml:space="preserve"> "Intento SSH: "</w:t>
+        <w:t>sudo iptables -A INPUT -p tcp --dport 22 -j LOG --log-prefix "Intento SSH: "</w:t>
       </w:r>
     </w:p>
     <w:p>
@@ -1698,31 +1216,13 @@
           <w:bCs/>
         </w:rPr>
       </w:pPr>
-      <w:proofErr w:type="spellStart"/>
-      <w:r>
-        <w:rPr>
-          <w:b/>
-          <w:bCs/>
-        </w:rPr>
-        <w:t>ssh</w:t>
-      </w:r>
-      <w:proofErr w:type="spellEnd"/>
-      <w:r>
-        <w:rPr>
-          <w:b/>
-          <w:bCs/>
-        </w:rPr>
-        <w:t xml:space="preserve"> </w:t>
-      </w:r>
-      <w:proofErr w:type="spellStart"/>
-      <w:r>
-        <w:rPr>
-          <w:b/>
-          <w:bCs/>
-        </w:rPr>
-        <w:t>kali@localhost</w:t>
-      </w:r>
-      <w:proofErr w:type="spellEnd"/>
+      <w:r>
+        <w:rPr>
+          <w:b/>
+          <w:bCs/>
+        </w:rPr>
+        <w:t>ssh kali@localhost</w:t>
+      </w:r>
     </w:p>
     <w:p>
       <w:pPr>
@@ -1745,23 +1245,7 @@
           <w:b/>
           <w:bCs/>
         </w:rPr>
-        <w:t xml:space="preserve">sudo </w:t>
-      </w:r>
-      <w:proofErr w:type="spellStart"/>
-      <w:r>
-        <w:rPr>
-          <w:b/>
-          <w:bCs/>
-        </w:rPr>
-        <w:t>journalctl</w:t>
-      </w:r>
-      <w:proofErr w:type="spellEnd"/>
-      <w:r>
-        <w:rPr>
-          <w:b/>
-          <w:bCs/>
-        </w:rPr>
-        <w:t xml:space="preserve"> -f</w:t>
+        <w:t>sudo journalctl -f</w:t>
       </w:r>
     </w:p>
     <w:p>
